--- a/乌海市汉森酒庄研学资源普查信息表.docx
+++ b/乌海市汉森酒庄研学资源普查信息表.docx
@@ -26,7 +26,7 @@
       </w:r>
       <w:r>
         <w:rPr/>
-        <w:t>150302LS001</w:t>
+        <w:t>150302CY001</w:t>
       </w:r>
       <w:r>
         <w:rPr/>
